--- a/PRP申請書類 自動転記ツール/99_data/テンプレート/3種筋腱靭帯系PRP/8 特定細胞加工物概要書（3種）.docx
+++ b/PRP申請書類 自動転記ツール/99_data/テンプレート/3種筋腱靭帯系PRP/8 特定細胞加工物概要書（3種）.docx
@@ -2,12 +2,12 @@
 <file path=word/document.xml><?xml version="1.0" encoding="utf-8"?>
 <w:document xmlns:wpc="http://schemas.microsoft.com/office/word/2010/wordprocessingCanvas" xmlns:mc="http://schemas.openxmlformats.org/markup-compatibility/2006" xmlns:o="urn:schemas-microsoft-com:office:office" xmlns:r="http://schemas.openxmlformats.org/officeDocument/2006/relationships" xmlns:m="http://schemas.openxmlformats.org/officeDocument/2006/math" xmlns:v="urn:schemas-microsoft-com:vml" xmlns:wp14="http://schemas.microsoft.com/office/word/2010/wordprocessingDrawing" xmlns:wp="http://schemas.openxmlformats.org/drawingml/2006/wordprocessingDrawing" xmlns:w10="urn:schemas-microsoft-com:office:word" xmlns:w="http://schemas.openxmlformats.org/wordprocessingml/2006/main" xmlns:w14="http://schemas.microsoft.com/office/word/2010/wordml" xmlns:wpg="http://schemas.microsoft.com/office/word/2010/wordprocessingGroup" xmlns:wpi="http://schemas.microsoft.com/office/word/2010/wordprocessingInk" xmlns:wne="http://schemas.microsoft.com/office/word/2006/wordml" xmlns:wps="http://schemas.microsoft.com/office/word/2010/wordprocessingShape" mc:Ignorable="w14 wp14">
   <w:body>
-    <w:p/>
-    <w:p/>
     <w:p>
       <w:bookmarkStart w:id="0" w:name="_GoBack"/>
       <w:bookmarkEnd w:id="0"/>
     </w:p>
+    <w:p/>
+    <w:p/>
     <w:p/>
     <w:tbl>
       <w:tblPr>
@@ -513,7 +513,27 @@
           <w:szCs w:val="32"/>
           <w:u w:val="single"/>
         </w:rPr>
-        <w:t>開設者（診療所開設届上）※医療法人でない場合</w:t>
+        <w:t>管理者（院長</w:t>
+      </w:r>
+      <w:r>
+        <w:rPr>
+          <w:rFonts w:ascii="Times New Roman" w:hAnsi="Times New Roman" w:cs="Times New Roman" w:hint="eastAsia"/>
+          <w:color w:val="00B050"/>
+          <w:sz w:val="32"/>
+          <w:szCs w:val="32"/>
+          <w:u w:val="single"/>
+        </w:rPr>
+        <w:t>/</w:t>
+      </w:r>
+      <w:r>
+        <w:rPr>
+          <w:rFonts w:ascii="Times New Roman" w:hAnsi="Times New Roman" w:cs="Times New Roman" w:hint="eastAsia"/>
+          <w:color w:val="00B050"/>
+          <w:sz w:val="32"/>
+          <w:szCs w:val="32"/>
+          <w:u w:val="single"/>
+        </w:rPr>
+        <w:t>病院長）</w:t>
       </w:r>
       <w:r>
         <w:rPr>
@@ -4718,6 +4738,13 @@
               </w:rPr>
               <w:t>}}</w:t>
             </w:r>
+            <w:r>
+              <w:rPr>
+                <w:rFonts w:hint="eastAsia"/>
+                <w:color w:val="00B050"/>
+              </w:rPr>
+              <w:br/>
+            </w:r>
           </w:p>
           <w:p>
             <w:pPr>
@@ -4767,16 +4794,18 @@
               </w:rPr>
               <w:t>}}</w:t>
             </w:r>
-          </w:p>
-          <w:p>
-            <w:pPr>
-              <w:rPr>
-                <w:rFonts w:ascii="Times New Roman" w:hAnsi="Times New Roman" w:cs="Times New Roman"/>
-                <w:color w:val="EE0000"/>
-                <w:sz w:val="20"/>
-                <w:szCs w:val="20"/>
-              </w:rPr>
-            </w:pPr>
+            <w:r>
+              <w:rPr>
+                <w:color w:val="00B050"/>
+              </w:rPr>
+              <w:br/>
+            </w:r>
+            <w:r>
+              <w:rPr>
+                <w:color w:val="00B050"/>
+              </w:rPr>
+              <w:br/>
+            </w:r>
             <w:r>
               <w:rPr>
                 <w:rFonts w:hint="eastAsia"/>
@@ -5020,9 +5049,15 @@
             </w:pPr>
             <w:r>
               <w:rPr>
-                <w:rFonts w:hint="eastAsia"/>
                 <w:color w:val="00B050"/>
               </w:rPr>
+              <w:br/>
+            </w:r>
+            <w:r>
+              <w:rPr>
+                <w:rFonts w:hint="eastAsia"/>
+                <w:color w:val="00B050"/>
+              </w:rPr>
               <w:t>②</w:t>
             </w:r>
             <w:r>
@@ -5072,6 +5107,12 @@
                 <w:color w:val="FF0000"/>
               </w:rPr>
             </w:pPr>
+            <w:r>
+              <w:rPr>
+                <w:color w:val="00B050"/>
+              </w:rPr>
+              <w:br/>
+            </w:r>
             <w:r>
               <w:rPr>
                 <w:rFonts w:hint="eastAsia"/>
@@ -7487,7 +7528,14 @@
               <w:rPr>
                 <w:rFonts w:ascii="Times New Roman" w:hAnsi="Times New Roman" w:cs="Times New Roman"/>
               </w:rPr>
-              <w:t>・品質管理に係る事項</w:t>
+              <w:t>・品質管理</w:t>
+            </w:r>
+            <w:r>
+              <w:rPr>
+                <w:rFonts w:ascii="Times New Roman" w:hAnsi="Times New Roman" w:cs="Times New Roman"/>
+              </w:rPr>
+              <w:lastRenderedPageBreak/>
+              <w:t>に係る事項</w:t>
             </w:r>
           </w:p>
         </w:tc>
@@ -7506,6 +7554,7 @@
               <w:rPr>
                 <w:rFonts w:ascii="Times New Roman" w:hAnsi="Times New Roman" w:cs="Times New Roman" w:hint="eastAsia"/>
               </w:rPr>
+              <w:lastRenderedPageBreak/>
               <w:t>細胞培養加工施設からの特定細胞加工物の提供の管理と取扱いの決定に関する手順書</w:t>
             </w:r>
           </w:p>
@@ -7532,6 +7581,7 @@
               <w:rPr>
                 <w:rFonts w:ascii="Times New Roman" w:hAnsi="Times New Roman" w:cs="Times New Roman" w:hint="eastAsia"/>
               </w:rPr>
+              <w:lastRenderedPageBreak/>
               <w:t>品質の照査に関する手順書</w:t>
             </w:r>
           </w:p>
@@ -7597,7 +7647,6 @@
               <w:rPr>
                 <w:rFonts w:ascii="Times New Roman" w:hAnsi="Times New Roman" w:cs="Times New Roman" w:hint="eastAsia"/>
               </w:rPr>
-              <w:lastRenderedPageBreak/>
               <w:t>自己点検に関する手順書</w:t>
             </w:r>
           </w:p>
@@ -11242,19 +11291,21 @@
   <a:extraClrSchemeLst/>
   <a:extLst>
     <a:ext uri="{05A4C25C-085E-4340-85A3-A5531E510DB2}">
-      <thm15:themeFamily xmlns="" xmlns:thm15="http://schemas.microsoft.com/office/thememl/2012/main" name="Office Theme" id="{62F939B6-93AF-4DB8-9C6B-D6C7DFDC589F}" vid="{4A3C46E8-61CC-4603-A589-7422A47A8E4A}"/>
+      <thm15:themeFamily xmlns:thm15="http://schemas.microsoft.com/office/thememl/2012/main" xmlns="" name="Office Theme" id="{62F939B6-93AF-4DB8-9C6B-D6C7DFDC589F}" vid="{4A3C46E8-61CC-4603-A589-7422A47A8E4A}"/>
     </a:ext>
   </a:extLst>
 </a:theme>
 </file>
 
 <file path=customXml/item1.xml><?xml version="1.0" encoding="utf-8"?>
-<?mso-contentType ?>
-<FormTemplates xmlns="http://schemas.microsoft.com/sharepoint/v3/contenttype/forms">
-  <Display>DocumentLibraryForm</Display>
-  <Edit>DocumentLibraryForm</Edit>
-  <New>DocumentLibraryForm</New>
-</FormTemplates>
+<p:properties xmlns:p="http://schemas.microsoft.com/office/2006/metadata/properties" xmlns:xsi="http://www.w3.org/2001/XMLSchema-instance" xmlns:pc="http://schemas.microsoft.com/office/infopath/2007/PartnerControls">
+  <documentManagement>
+    <lcf76f155ced4ddcb4097134ff3c332f xmlns="de1ba629-2ef5-49ac-9285-140fa60976af">
+      <Terms xmlns="http://schemas.microsoft.com/office/infopath/2007/PartnerControls"/>
+    </lcf76f155ced4ddcb4097134ff3c332f>
+    <TaxCatchAll xmlns="4d7fb8f6-9384-49ba-9078-0024065d699e" xsi:nil="true"/>
+  </documentManagement>
+</p:properties>
 </file>
 
 <file path=customXml/item2.xml><?xml version="1.0" encoding="utf-8"?>
@@ -11459,14 +11510,12 @@
 </file>
 
 <file path=customXml/item3.xml><?xml version="1.0" encoding="utf-8"?>
-<p:properties xmlns:p="http://schemas.microsoft.com/office/2006/metadata/properties" xmlns:xsi="http://www.w3.org/2001/XMLSchema-instance" xmlns:pc="http://schemas.microsoft.com/office/infopath/2007/PartnerControls">
-  <documentManagement>
-    <lcf76f155ced4ddcb4097134ff3c332f xmlns="de1ba629-2ef5-49ac-9285-140fa60976af">
-      <Terms xmlns="http://schemas.microsoft.com/office/infopath/2007/PartnerControls"/>
-    </lcf76f155ced4ddcb4097134ff3c332f>
-    <TaxCatchAll xmlns="4d7fb8f6-9384-49ba-9078-0024065d699e" xsi:nil="true"/>
-  </documentManagement>
-</p:properties>
+<?mso-contentType ?>
+<FormTemplates xmlns="http://schemas.microsoft.com/sharepoint/v3/contenttype/forms">
+  <Display>DocumentLibraryForm</Display>
+  <Edit>DocumentLibraryForm</Edit>
+  <New>DocumentLibraryForm</New>
+</FormTemplates>
 </file>
 
 <file path=customXml/item4.xml><?xml version="1.0" encoding="utf-8"?>
@@ -11474,9 +11523,12 @@
 </file>
 
 <file path=customXml/itemProps1.xml><?xml version="1.0" encoding="utf-8"?>
-<ds:datastoreItem xmlns:ds="http://schemas.openxmlformats.org/officeDocument/2006/customXml" ds:itemID="{2D26A791-0056-44DC-BFF0-4BB51FFEEA3F}">
+<ds:datastoreItem xmlns:ds="http://schemas.openxmlformats.org/officeDocument/2006/customXml" ds:itemID="{9E2C0F94-B7A4-48EB-949E-7A2BD8F1DC13}">
   <ds:schemaRefs>
-    <ds:schemaRef ds:uri="http://schemas.microsoft.com/sharepoint/v3/contenttype/forms"/>
+    <ds:schemaRef ds:uri="http://schemas.microsoft.com/office/2006/metadata/properties"/>
+    <ds:schemaRef ds:uri="http://schemas.microsoft.com/office/infopath/2007/PartnerControls"/>
+    <ds:schemaRef ds:uri="de1ba629-2ef5-49ac-9285-140fa60976af"/>
+    <ds:schemaRef ds:uri="4d7fb8f6-9384-49ba-9078-0024065d699e"/>
   </ds:schemaRefs>
 </ds:datastoreItem>
 </file>
@@ -11501,18 +11553,15 @@
 </file>
 
 <file path=customXml/itemProps3.xml><?xml version="1.0" encoding="utf-8"?>
-<ds:datastoreItem xmlns:ds="http://schemas.openxmlformats.org/officeDocument/2006/customXml" ds:itemID="{9E2C0F94-B7A4-48EB-949E-7A2BD8F1DC13}">
+<ds:datastoreItem xmlns:ds="http://schemas.openxmlformats.org/officeDocument/2006/customXml" ds:itemID="{2D26A791-0056-44DC-BFF0-4BB51FFEEA3F}">
   <ds:schemaRefs>
-    <ds:schemaRef ds:uri="http://schemas.microsoft.com/office/2006/metadata/properties"/>
-    <ds:schemaRef ds:uri="http://schemas.microsoft.com/office/infopath/2007/PartnerControls"/>
-    <ds:schemaRef ds:uri="de1ba629-2ef5-49ac-9285-140fa60976af"/>
-    <ds:schemaRef ds:uri="4d7fb8f6-9384-49ba-9078-0024065d699e"/>
+    <ds:schemaRef ds:uri="http://schemas.microsoft.com/sharepoint/v3/contenttype/forms"/>
   </ds:schemaRefs>
 </ds:datastoreItem>
 </file>
 
 <file path=customXml/itemProps4.xml><?xml version="1.0" encoding="utf-8"?>
-<ds:datastoreItem xmlns:ds="http://schemas.openxmlformats.org/officeDocument/2006/customXml" ds:itemID="{58D9949E-4155-4F4E-9B92-95B9C98788B4}">
+<ds:datastoreItem xmlns:ds="http://schemas.openxmlformats.org/officeDocument/2006/customXml" ds:itemID="{64682BFF-A7F4-43D9-8B10-61CE8F0BB5AF}">
   <ds:schemaRefs>
     <ds:schemaRef ds:uri="http://schemas.openxmlformats.org/officeDocument/2006/bibliography"/>
   </ds:schemaRefs>
